--- a/templates/Đề nghị thanh toán.docx
+++ b/templates/Đề nghị thanh toán.docx
@@ -35,8 +35,8 @@
     <w:tbl>
       <w:tblPr>
         <w:tblStyle w:val="4"/>
-        <w:tblW w:w="10490" w:type="dxa"/>
-        <w:tblInd w:w="-176" w:type="dxa"/>
+        <w:tblW w:w="9640" w:type="dxa"/>
+        <w:jc w:val="center"/>
         <w:tblLayout w:type="fixed"/>
         <w:tblCellMar>
           <w:top w:w="0" w:type="dxa"/>
@@ -46,13 +46,8 @@
         </w:tblCellMar>
       </w:tblPr>
       <w:tblGrid>
-        <w:gridCol w:w="142"/>
-        <w:gridCol w:w="2269"/>
-        <w:gridCol w:w="1417"/>
-        <w:gridCol w:w="1134"/>
-        <w:gridCol w:w="2835"/>
-        <w:gridCol w:w="1985"/>
-        <w:gridCol w:w="708"/>
+        <w:gridCol w:w="3686"/>
+        <w:gridCol w:w="5954"/>
       </w:tblGrid>
       <w:tr>
         <w:tblPrEx>
@@ -64,15 +59,11 @@
           </w:tblCellMar>
         </w:tblPrEx>
         <w:trPr>
-          <w:gridBefore w:val="1"/>
-          <w:gridAfter w:val="1"/>
-          <w:wBefore w:w="142" w:type="dxa"/>
-          <w:wAfter w:w="708" w:type="dxa"/>
+          <w:jc w:val="center"/>
         </w:trPr>
         <w:tc>
           <w:tcPr>
             <w:tcW w:w="3686" w:type="dxa"/>
-            <w:gridSpan w:val="2"/>
             <w:noWrap w:val="0"/>
             <w:vAlign w:val="top"/>
           </w:tcPr>
@@ -97,7 +88,6 @@
         <w:tc>
           <w:tcPr>
             <w:tcW w:w="5954" w:type="dxa"/>
-            <w:gridSpan w:val="3"/>
             <w:noWrap w:val="0"/>
             <w:vAlign w:val="top"/>
           </w:tcPr>
@@ -148,15 +138,11 @@
           </w:tblCellMar>
         </w:tblPrEx>
         <w:trPr>
-          <w:gridBefore w:val="1"/>
-          <w:gridAfter w:val="1"/>
-          <w:wBefore w:w="142" w:type="dxa"/>
-          <w:wAfter w:w="708" w:type="dxa"/>
+          <w:jc w:val="center"/>
         </w:trPr>
         <w:tc>
           <w:tcPr>
             <w:tcW w:w="3686" w:type="dxa"/>
-            <w:gridSpan w:val="2"/>
             <w:noWrap w:val="0"/>
             <w:vAlign w:val="top"/>
           </w:tcPr>
@@ -181,7 +167,6 @@
         <w:tc>
           <w:tcPr>
             <w:tcW w:w="5954" w:type="dxa"/>
-            <w:gridSpan w:val="3"/>
             <w:noWrap w:val="0"/>
             <w:vAlign w:val="top"/>
           </w:tcPr>
@@ -231,15 +216,11 @@
           </w:tblCellMar>
         </w:tblPrEx>
         <w:trPr>
-          <w:gridBefore w:val="1"/>
-          <w:gridAfter w:val="1"/>
-          <w:wBefore w:w="142" w:type="dxa"/>
-          <w:wAfter w:w="708" w:type="dxa"/>
+          <w:jc w:val="center"/>
         </w:trPr>
         <w:tc>
           <w:tcPr>
             <w:tcW w:w="3686" w:type="dxa"/>
-            <w:gridSpan w:val="2"/>
             <w:noWrap w:val="0"/>
             <w:vAlign w:val="top"/>
           </w:tcPr>
@@ -258,7 +239,6 @@
         <w:tc>
           <w:tcPr>
             <w:tcW w:w="5954" w:type="dxa"/>
-            <w:gridSpan w:val="3"/>
             <w:noWrap w:val="0"/>
             <w:vAlign w:val="top"/>
           </w:tcPr>
@@ -327,16 +307,12 @@
           </w:tblCellMar>
         </w:tblPrEx>
         <w:trPr>
-          <w:gridBefore w:val="1"/>
-          <w:gridAfter w:val="1"/>
-          <w:wBefore w:w="142" w:type="dxa"/>
-          <w:wAfter w:w="708" w:type="dxa"/>
           <w:trHeight w:val="396" w:hRule="atLeast"/>
+          <w:jc w:val="center"/>
         </w:trPr>
         <w:tc>
           <w:tcPr>
             <w:tcW w:w="3686" w:type="dxa"/>
-            <w:gridSpan w:val="2"/>
             <w:noWrap w:val="0"/>
             <w:vAlign w:val="top"/>
           </w:tcPr>
@@ -362,7 +338,6 @@
         <w:tc>
           <w:tcPr>
             <w:tcW w:w="5954" w:type="dxa"/>
-            <w:gridSpan w:val="3"/>
             <w:noWrap w:val="0"/>
             <w:vAlign w:val="top"/>
           </w:tcPr>
@@ -413,16 +388,12 @@
           </w:tblCellMar>
         </w:tblPrEx>
         <w:trPr>
-          <w:gridBefore w:val="1"/>
-          <w:gridAfter w:val="1"/>
-          <w:wBefore w:w="142" w:type="dxa"/>
-          <w:wAfter w:w="708" w:type="dxa"/>
           <w:trHeight w:val="468" w:hRule="atLeast"/>
+          <w:jc w:val="center"/>
         </w:trPr>
         <w:tc>
           <w:tcPr>
             <w:tcW w:w="3686" w:type="dxa"/>
-            <w:gridSpan w:val="2"/>
             <w:noWrap w:val="0"/>
             <w:vAlign w:val="top"/>
           </w:tcPr>
@@ -447,7 +418,6 @@
         <w:tc>
           <w:tcPr>
             <w:tcW w:w="5954" w:type="dxa"/>
-            <w:gridSpan w:val="3"/>
             <w:noWrap w:val="0"/>
             <w:vAlign w:val="top"/>
           </w:tcPr>
@@ -497,15 +467,11 @@
           </w:tblCellMar>
         </w:tblPrEx>
         <w:trPr>
-          <w:gridBefore w:val="1"/>
-          <w:gridAfter w:val="1"/>
-          <w:wBefore w:w="142" w:type="dxa"/>
-          <w:wAfter w:w="708" w:type="dxa"/>
+          <w:jc w:val="center"/>
         </w:trPr>
         <w:tc>
           <w:tcPr>
             <w:tcW w:w="3686" w:type="dxa"/>
-            <w:gridSpan w:val="2"/>
             <w:noWrap w:val="0"/>
             <w:vAlign w:val="top"/>
           </w:tcPr>
@@ -530,7 +496,6 @@
         <w:tc>
           <w:tcPr>
             <w:tcW w:w="5954" w:type="dxa"/>
-            <w:gridSpan w:val="3"/>
             <w:noWrap w:val="0"/>
             <w:vAlign w:val="top"/>
           </w:tcPr>
@@ -580,18 +545,12 @@
           </w:tblCellMar>
         </w:tblPrEx>
         <w:trPr>
-          <w:gridBefore w:val="1"/>
-          <w:gridAfter w:val="1"/>
-          <w:wBefore w:w="142" w:type="dxa"/>
-          <w:wAfter w:w="708" w:type="dxa"/>
+          <w:jc w:val="center"/>
         </w:trPr>
         <w:tc>
           <w:tcPr>
             <w:tcW w:w="3686" w:type="dxa"/>
-            <w:gridSpan w:val="2"/>
-            <w:tcBorders>
-              <w:bottom w:val="single" w:color="auto" w:sz="4" w:space="0"/>
-            </w:tcBorders>
+            <w:shd w:val="clear" w:color="auto" w:fill="auto"/>
             <w:noWrap w:val="0"/>
             <w:vAlign w:val="top"/>
           </w:tcPr>
@@ -599,7 +558,10 @@
             <w:pPr>
               <w:spacing w:line="312" w:lineRule="auto"/>
               <w:rPr>
-                <w:lang w:val="fr-FR"/>
+                <w:rFonts w:ascii="Times New Roman" w:hAnsi="Times New Roman" w:eastAsia="Times New Roman" w:cs="Times New Roman"/>
+                <w:sz w:val="24"/>
+                <w:szCs w:val="24"/>
+                <w:lang w:val="fr-FR" w:eastAsia="en-US" w:bidi="ar-SA"/>
               </w:rPr>
             </w:pPr>
             <w:r>
@@ -609,42 +571,11 @@
               <w:t xml:space="preserve">Tên đơn vị thụ hưởng </w:t>
             </w:r>
           </w:p>
-          <w:p>
-            <w:pPr>
-              <w:spacing w:line="312" w:lineRule="auto"/>
-              <w:rPr>
-                <w:lang w:val="fr-FR"/>
-              </w:rPr>
-            </w:pPr>
-            <w:r>
-              <w:rPr>
-                <w:lang w:val="fr-FR"/>
-              </w:rPr>
-              <w:t>Số tài khoản</w:t>
-            </w:r>
-          </w:p>
-          <w:p>
-            <w:pPr>
-              <w:spacing w:line="312" w:lineRule="auto"/>
-              <w:rPr>
-                <w:lang w:val="fr-FR"/>
-              </w:rPr>
-            </w:pPr>
-            <w:r>
-              <w:rPr>
-                <w:lang w:val="fr-FR"/>
-              </w:rPr>
-              <w:t>Tại ngân hàng</w:t>
-            </w:r>
-          </w:p>
         </w:tc>
         <w:tc>
           <w:tcPr>
             <w:tcW w:w="5954" w:type="dxa"/>
-            <w:gridSpan w:val="3"/>
-            <w:tcBorders>
-              <w:bottom w:val="single" w:color="auto" w:sz="4" w:space="0"/>
-            </w:tcBorders>
+            <w:shd w:val="clear" w:color="auto" w:fill="auto"/>
             <w:noWrap w:val="0"/>
             <w:vAlign w:val="top"/>
           </w:tcPr>
@@ -655,8 +586,10 @@
               </w:tabs>
               <w:spacing w:line="360" w:lineRule="auto"/>
               <w:rPr>
-                <w:rFonts w:hint="default" w:ascii="Times New Roman" w:hAnsi="Times New Roman" w:cs="Times New Roman"/>
-                <w:lang w:val="fr-FR"/>
+                <w:rFonts w:hint="default" w:ascii="Times New Roman" w:hAnsi="Times New Roman" w:eastAsia="Times New Roman" w:cs="Times New Roman"/>
+                <w:sz w:val="24"/>
+                <w:szCs w:val="24"/>
+                <w:lang w:val="fr-FR" w:eastAsia="en-US" w:bidi="ar-SA"/>
               </w:rPr>
             </w:pPr>
             <w:r>
@@ -682,6 +615,47 @@
               <w:t>{ten_cong_ty}</w:t>
             </w:r>
           </w:p>
+        </w:tc>
+      </w:tr>
+      <w:tr>
+        <w:tblPrEx>
+          <w:tblCellMar>
+            <w:top w:w="0" w:type="dxa"/>
+            <w:left w:w="108" w:type="dxa"/>
+            <w:bottom w:w="0" w:type="dxa"/>
+            <w:right w:w="108" w:type="dxa"/>
+          </w:tblCellMar>
+        </w:tblPrEx>
+        <w:trPr>
+          <w:jc w:val="center"/>
+        </w:trPr>
+        <w:tc>
+          <w:tcPr>
+            <w:tcW w:w="3686" w:type="dxa"/>
+            <w:noWrap w:val="0"/>
+            <w:vAlign w:val="top"/>
+          </w:tcPr>
+          <w:p>
+            <w:pPr>
+              <w:spacing w:line="312" w:lineRule="auto"/>
+              <w:rPr>
+                <w:lang w:val="fr-FR"/>
+              </w:rPr>
+            </w:pPr>
+            <w:r>
+              <w:rPr>
+                <w:lang w:val="fr-FR"/>
+              </w:rPr>
+              <w:t>Số tài khoản</w:t>
+            </w:r>
+          </w:p>
+        </w:tc>
+        <w:tc>
+          <w:tcPr>
+            <w:tcW w:w="5954" w:type="dxa"/>
+            <w:noWrap w:val="0"/>
+            <w:vAlign w:val="top"/>
+          </w:tcPr>
           <w:p>
             <w:pPr>
               <w:tabs>
@@ -716,6 +690,53 @@
               <w:t>{so_tai_khoan}</w:t>
             </w:r>
           </w:p>
+        </w:tc>
+      </w:tr>
+      <w:tr>
+        <w:tblPrEx>
+          <w:tblCellMar>
+            <w:top w:w="0" w:type="dxa"/>
+            <w:left w:w="108" w:type="dxa"/>
+            <w:bottom w:w="0" w:type="dxa"/>
+            <w:right w:w="108" w:type="dxa"/>
+          </w:tblCellMar>
+        </w:tblPrEx>
+        <w:trPr>
+          <w:jc w:val="center"/>
+        </w:trPr>
+        <w:tc>
+          <w:tcPr>
+            <w:tcW w:w="3686" w:type="dxa"/>
+            <w:tcBorders>
+              <w:bottom w:val="single" w:color="auto" w:sz="4" w:space="0"/>
+            </w:tcBorders>
+            <w:noWrap w:val="0"/>
+            <w:vAlign w:val="top"/>
+          </w:tcPr>
+          <w:p>
+            <w:pPr>
+              <w:spacing w:line="312" w:lineRule="auto"/>
+              <w:rPr>
+                <w:lang w:val="fr-FR"/>
+              </w:rPr>
+            </w:pPr>
+            <w:r>
+              <w:rPr>
+                <w:lang w:val="fr-FR"/>
+              </w:rPr>
+              <w:t>Tại ngân hàng</w:t>
+            </w:r>
+          </w:p>
+        </w:tc>
+        <w:tc>
+          <w:tcPr>
+            <w:tcW w:w="5954" w:type="dxa"/>
+            <w:tcBorders>
+              <w:bottom w:val="single" w:color="auto" w:sz="4" w:space="0"/>
+            </w:tcBorders>
+            <w:noWrap w:val="0"/>
+            <w:vAlign w:val="top"/>
+          </w:tcPr>
           <w:p>
             <w:pPr>
               <w:tabs>
@@ -748,6 +769,457 @@
                 <w:szCs w:val="24"/>
               </w:rPr>
               <w:t>{ten_ngan_hang}</w:t>
+            </w:r>
+          </w:p>
+        </w:tc>
+      </w:tr>
+    </w:tbl>
+    <w:p/>
+    <w:tbl>
+      <w:tblPr>
+        <w:tblStyle w:val="4"/>
+        <w:tblW w:w="10490" w:type="dxa"/>
+        <w:jc w:val="center"/>
+        <w:tblBorders>
+          <w:top w:val="single" w:color="auto" w:sz="4" w:space="0"/>
+          <w:left w:val="single" w:color="auto" w:sz="4" w:space="0"/>
+          <w:bottom w:val="single" w:color="auto" w:sz="4" w:space="0"/>
+          <w:right w:val="single" w:color="auto" w:sz="4" w:space="0"/>
+          <w:insideH w:val="single" w:color="auto" w:sz="4" w:space="0"/>
+          <w:insideV w:val="single" w:color="auto" w:sz="4" w:space="0"/>
+        </w:tblBorders>
+        <w:tblLayout w:type="fixed"/>
+        <w:tblCellMar>
+          <w:top w:w="0" w:type="dxa"/>
+          <w:left w:w="108" w:type="dxa"/>
+          <w:bottom w:w="0" w:type="dxa"/>
+          <w:right w:w="108" w:type="dxa"/>
+        </w:tblCellMar>
+      </w:tblPr>
+      <w:tblGrid>
+        <w:gridCol w:w="2411"/>
+        <w:gridCol w:w="2551"/>
+        <w:gridCol w:w="2835"/>
+        <w:gridCol w:w="2693"/>
+      </w:tblGrid>
+      <w:tr>
+        <w:tblPrEx>
+          <w:tblBorders>
+            <w:top w:val="single" w:color="auto" w:sz="4" w:space="0"/>
+            <w:left w:val="single" w:color="auto" w:sz="4" w:space="0"/>
+            <w:bottom w:val="single" w:color="auto" w:sz="4" w:space="0"/>
+            <w:right w:val="single" w:color="auto" w:sz="4" w:space="0"/>
+            <w:insideH w:val="single" w:color="auto" w:sz="4" w:space="0"/>
+            <w:insideV w:val="single" w:color="auto" w:sz="4" w:space="0"/>
+          </w:tblBorders>
+        </w:tblPrEx>
+        <w:trPr>
+          <w:trHeight w:val="2317" w:hRule="atLeast"/>
+          <w:jc w:val="center"/>
+        </w:trPr>
+        <w:tc>
+          <w:tcPr>
+            <w:tcW w:w="2411" w:type="dxa"/>
+            <w:tcBorders>
+              <w:top w:val="single" w:color="auto" w:sz="4" w:space="0"/>
+              <w:left w:val="single" w:color="auto" w:sz="4" w:space="0"/>
+              <w:bottom w:val="single" w:color="auto" w:sz="4" w:space="0"/>
+              <w:right w:val="single" w:color="auto" w:sz="4" w:space="0"/>
+            </w:tcBorders>
+            <w:noWrap w:val="0"/>
+            <w:vAlign w:val="top"/>
+          </w:tcPr>
+          <w:p>
+            <w:pPr>
+              <w:ind w:left="142"/>
+              <w:jc w:val="center"/>
+              <w:rPr>
+                <w:b/>
+              </w:rPr>
+            </w:pPr>
+          </w:p>
+          <w:p>
+            <w:pPr>
+              <w:jc w:val="center"/>
+              <w:rPr>
+                <w:b/>
+                <w:lang w:val="fr-FR"/>
+              </w:rPr>
+            </w:pPr>
+            <w:r>
+              <w:rPr>
+                <w:b/>
+                <w:lang w:val="fr-FR"/>
+              </w:rPr>
+              <w:t>NGƯỜI ĐỀ NGHỊ</w:t>
+            </w:r>
+          </w:p>
+          <w:p>
+            <w:pPr>
+              <w:ind w:left="142"/>
+              <w:jc w:val="center"/>
+              <w:rPr>
+                <w:b/>
+                <w:lang w:val="fr-FR"/>
+              </w:rPr>
+            </w:pPr>
+          </w:p>
+          <w:p>
+            <w:pPr>
+              <w:ind w:left="142"/>
+              <w:jc w:val="center"/>
+              <w:rPr>
+                <w:b/>
+                <w:lang w:val="fr-FR"/>
+              </w:rPr>
+            </w:pPr>
+          </w:p>
+          <w:p>
+            <w:pPr>
+              <w:ind w:left="142"/>
+              <w:jc w:val="center"/>
+              <w:rPr>
+                <w:b/>
+                <w:lang w:val="fr-FR"/>
+              </w:rPr>
+            </w:pPr>
+          </w:p>
+          <w:p>
+            <w:pPr>
+              <w:ind w:left="142"/>
+              <w:jc w:val="center"/>
+              <w:rPr>
+                <w:b/>
+                <w:lang w:val="fr-FR"/>
+              </w:rPr>
+            </w:pPr>
+          </w:p>
+          <w:p>
+            <w:pPr>
+              <w:ind w:left="142"/>
+              <w:jc w:val="center"/>
+              <w:rPr>
+                <w:b/>
+                <w:lang w:val="fr-FR"/>
+              </w:rPr>
+            </w:pPr>
+          </w:p>
+          <w:p>
+            <w:pPr>
+              <w:ind w:left="142"/>
+              <w:jc w:val="center"/>
+              <w:rPr>
+                <w:b/>
+                <w:lang w:val="fr-FR"/>
+              </w:rPr>
+            </w:pPr>
+          </w:p>
+          <w:p>
+            <w:pPr>
+              <w:ind w:left="142"/>
+              <w:jc w:val="center"/>
+              <w:rPr>
+                <w:b/>
+                <w:lang w:val="fr-FR"/>
+              </w:rPr>
+            </w:pPr>
+          </w:p>
+          <w:p>
+            <w:pPr>
+              <w:ind w:left="142"/>
+              <w:jc w:val="center"/>
+              <w:rPr>
+                <w:b/>
+                <w:lang w:val="vi-VN"/>
+              </w:rPr>
+            </w:pPr>
+            <w:r>
+              <w:rPr>
+                <w:rFonts w:hint="default" w:ascii="Times New Roman" w:hAnsi="Times New Roman" w:eastAsia="SimSun" w:cs="Times New Roman"/>
+                <w:b/>
+                <w:bCs/>
+                <w:sz w:val="24"/>
+                <w:szCs w:val="24"/>
+              </w:rPr>
+              <w:t>{ho_ten_nguoi_de_nghi}</w:t>
+            </w:r>
+          </w:p>
+        </w:tc>
+        <w:tc>
+          <w:tcPr>
+            <w:tcW w:w="2551" w:type="dxa"/>
+            <w:tcBorders>
+              <w:top w:val="single" w:color="auto" w:sz="4" w:space="0"/>
+              <w:left w:val="single" w:color="auto" w:sz="4" w:space="0"/>
+              <w:bottom w:val="single" w:color="auto" w:sz="4" w:space="0"/>
+              <w:right w:val="single" w:color="auto" w:sz="4" w:space="0"/>
+            </w:tcBorders>
+            <w:noWrap w:val="0"/>
+            <w:vAlign w:val="top"/>
+          </w:tcPr>
+          <w:p>
+            <w:pPr>
+              <w:jc w:val="center"/>
+              <w:rPr>
+                <w:b/>
+                <w:lang w:val="fr-FR"/>
+              </w:rPr>
+            </w:pPr>
+          </w:p>
+          <w:p>
+            <w:pPr>
+              <w:jc w:val="center"/>
+              <w:rPr>
+                <w:b/>
+                <w:lang w:val="fr-FR"/>
+              </w:rPr>
+            </w:pPr>
+            <w:r>
+              <w:rPr>
+                <w:b/>
+                <w:lang w:val="fr-FR"/>
+              </w:rPr>
+              <w:t>TRƯỞNG PHÒNG</w:t>
+            </w:r>
+          </w:p>
+        </w:tc>
+        <w:tc>
+          <w:tcPr>
+            <w:tcW w:w="2835" w:type="dxa"/>
+            <w:tcBorders>
+              <w:top w:val="single" w:color="auto" w:sz="4" w:space="0"/>
+              <w:left w:val="single" w:color="auto" w:sz="4" w:space="0"/>
+              <w:bottom w:val="single" w:color="auto" w:sz="4" w:space="0"/>
+              <w:right w:val="single" w:color="auto" w:sz="4" w:space="0"/>
+            </w:tcBorders>
+            <w:noWrap w:val="0"/>
+            <w:vAlign w:val="top"/>
+          </w:tcPr>
+          <w:p>
+            <w:pPr>
+              <w:jc w:val="center"/>
+              <w:rPr>
+                <w:b/>
+                <w:lang w:val="fr-FR"/>
+              </w:rPr>
+            </w:pPr>
+          </w:p>
+          <w:p>
+            <w:pPr>
+              <w:jc w:val="center"/>
+              <w:rPr>
+                <w:b/>
+                <w:lang w:val="fr-FR"/>
+              </w:rPr>
+            </w:pPr>
+            <w:r>
+              <w:rPr>
+                <w:b/>
+                <w:lang w:val="fr-FR"/>
+              </w:rPr>
+              <w:t>KẾ TOÁN TRƯỞNG</w:t>
+            </w:r>
+          </w:p>
+          <w:p>
+            <w:pPr>
+              <w:jc w:val="center"/>
+              <w:rPr>
+                <w:b/>
+                <w:lang w:val="fr-FR"/>
+              </w:rPr>
+            </w:pPr>
+          </w:p>
+          <w:p>
+            <w:pPr>
+              <w:jc w:val="center"/>
+              <w:rPr>
+                <w:b/>
+                <w:lang w:val="fr-FR"/>
+              </w:rPr>
+            </w:pPr>
+          </w:p>
+          <w:p>
+            <w:pPr>
+              <w:jc w:val="center"/>
+              <w:rPr>
+                <w:b/>
+                <w:lang w:val="fr-FR"/>
+              </w:rPr>
+            </w:pPr>
+          </w:p>
+          <w:p>
+            <w:pPr>
+              <w:jc w:val="center"/>
+              <w:rPr>
+                <w:b/>
+                <w:lang w:val="fr-FR"/>
+              </w:rPr>
+            </w:pPr>
+          </w:p>
+          <w:p>
+            <w:pPr>
+              <w:jc w:val="center"/>
+              <w:rPr>
+                <w:b/>
+                <w:lang w:val="fr-FR"/>
+              </w:rPr>
+            </w:pPr>
+          </w:p>
+          <w:p>
+            <w:pPr>
+              <w:jc w:val="center"/>
+              <w:rPr>
+                <w:b/>
+                <w:lang w:val="fr-FR"/>
+              </w:rPr>
+            </w:pPr>
+          </w:p>
+          <w:p>
+            <w:pPr>
+              <w:jc w:val="center"/>
+              <w:rPr>
+                <w:b/>
+                <w:lang w:val="fr-FR"/>
+              </w:rPr>
+            </w:pPr>
+          </w:p>
+          <w:p>
+            <w:pPr>
+              <w:jc w:val="center"/>
+              <w:rPr>
+                <w:b/>
+                <w:lang w:val="fr-FR"/>
+              </w:rPr>
+            </w:pPr>
+            <w:r>
+              <w:rPr>
+                <w:b/>
+                <w:lang w:val="fr-FR"/>
+              </w:rPr>
+              <w:t>Trần Thị Trinh</w:t>
+            </w:r>
+          </w:p>
+        </w:tc>
+        <w:tc>
+          <w:tcPr>
+            <w:tcW w:w="2693" w:type="dxa"/>
+            <w:tcBorders>
+              <w:top w:val="single" w:color="auto" w:sz="4" w:space="0"/>
+              <w:left w:val="single" w:color="auto" w:sz="4" w:space="0"/>
+              <w:bottom w:val="single" w:color="auto" w:sz="4" w:space="0"/>
+              <w:right w:val="single" w:color="auto" w:sz="4" w:space="0"/>
+            </w:tcBorders>
+            <w:noWrap w:val="0"/>
+            <w:vAlign w:val="top"/>
+          </w:tcPr>
+          <w:p>
+            <w:pPr>
+              <w:jc w:val="center"/>
+              <w:rPr>
+                <w:b/>
+                <w:lang w:val="fr-FR"/>
+              </w:rPr>
+            </w:pPr>
+          </w:p>
+          <w:p>
+            <w:pPr>
+              <w:jc w:val="center"/>
+              <w:rPr>
+                <w:b/>
+                <w:lang w:val="fr-FR"/>
+              </w:rPr>
+            </w:pPr>
+            <w:r>
+              <w:rPr>
+                <w:b/>
+                <w:lang w:val="fr-FR"/>
+              </w:rPr>
+              <w:t>GIÁM ĐỐC</w:t>
+            </w:r>
+          </w:p>
+          <w:p>
+            <w:pPr>
+              <w:ind w:left="142"/>
+              <w:jc w:val="center"/>
+              <w:rPr>
+                <w:b/>
+                <w:lang w:val="fr-FR"/>
+              </w:rPr>
+            </w:pPr>
+          </w:p>
+          <w:p>
+            <w:pPr>
+              <w:ind w:left="142"/>
+              <w:jc w:val="center"/>
+              <w:rPr>
+                <w:b/>
+                <w:lang w:val="fr-FR"/>
+              </w:rPr>
+            </w:pPr>
+          </w:p>
+          <w:p>
+            <w:pPr>
+              <w:ind w:left="142"/>
+              <w:jc w:val="center"/>
+              <w:rPr>
+                <w:b/>
+                <w:lang w:val="fr-FR"/>
+              </w:rPr>
+            </w:pPr>
+          </w:p>
+          <w:p>
+            <w:pPr>
+              <w:ind w:left="142"/>
+              <w:jc w:val="center"/>
+              <w:rPr>
+                <w:b/>
+                <w:lang w:val="fr-FR"/>
+              </w:rPr>
+            </w:pPr>
+          </w:p>
+          <w:p>
+            <w:pPr>
+              <w:ind w:left="142"/>
+              <w:jc w:val="center"/>
+              <w:rPr>
+                <w:b/>
+                <w:lang w:val="fr-FR"/>
+              </w:rPr>
+            </w:pPr>
+          </w:p>
+          <w:p>
+            <w:pPr>
+              <w:ind w:left="142"/>
+              <w:jc w:val="center"/>
+              <w:rPr>
+                <w:b/>
+                <w:lang w:val="fr-FR"/>
+              </w:rPr>
+            </w:pPr>
+          </w:p>
+          <w:p>
+            <w:pPr>
+              <w:ind w:left="142"/>
+              <w:jc w:val="center"/>
+              <w:rPr>
+                <w:b/>
+                <w:lang w:val="fr-FR"/>
+              </w:rPr>
+            </w:pPr>
+          </w:p>
+          <w:p>
+            <w:pPr>
+              <w:ind w:left="142"/>
+              <w:jc w:val="center"/>
+              <w:rPr>
+                <w:b/>
+              </w:rPr>
+            </w:pPr>
+            <w:r>
+              <w:rPr>
+                <w:b/>
+              </w:rPr>
+              <w:t>Nguyễn Tiến Danh</w:t>
             </w:r>
           </w:p>
         </w:tc>
@@ -770,431 +1242,11 @@
           </w:tblCellMar>
         </w:tblPrEx>
         <w:trPr>
-          <w:trHeight w:val="2317" w:hRule="atLeast"/>
+          <w:jc w:val="center"/>
         </w:trPr>
         <w:tc>
           <w:tcPr>
             <w:tcW w:w="2411" w:type="dxa"/>
-            <w:gridSpan w:val="2"/>
-            <w:tcBorders>
-              <w:top w:val="single" w:color="auto" w:sz="4" w:space="0"/>
-              <w:left w:val="single" w:color="auto" w:sz="4" w:space="0"/>
-              <w:bottom w:val="single" w:color="auto" w:sz="4" w:space="0"/>
-              <w:right w:val="single" w:color="auto" w:sz="4" w:space="0"/>
-            </w:tcBorders>
-            <w:noWrap w:val="0"/>
-            <w:vAlign w:val="top"/>
-          </w:tcPr>
-          <w:p>
-            <w:pPr>
-              <w:ind w:left="142"/>
-              <w:jc w:val="center"/>
-              <w:rPr>
-                <w:b/>
-              </w:rPr>
-            </w:pPr>
-            <w:bookmarkStart w:id="0" w:name="_GoBack"/>
-          </w:p>
-          <w:p>
-            <w:pPr>
-              <w:jc w:val="center"/>
-              <w:rPr>
-                <w:b/>
-                <w:lang w:val="fr-FR"/>
-              </w:rPr>
-            </w:pPr>
-            <w:r>
-              <w:rPr>
-                <w:b/>
-                <w:lang w:val="fr-FR"/>
-              </w:rPr>
-              <w:t>NGƯỜI ĐỀ NGHỊ</w:t>
-            </w:r>
-          </w:p>
-          <w:p>
-            <w:pPr>
-              <w:ind w:left="142"/>
-              <w:jc w:val="center"/>
-              <w:rPr>
-                <w:b/>
-                <w:lang w:val="fr-FR"/>
-              </w:rPr>
-            </w:pPr>
-          </w:p>
-          <w:p>
-            <w:pPr>
-              <w:ind w:left="142"/>
-              <w:jc w:val="center"/>
-              <w:rPr>
-                <w:b/>
-                <w:lang w:val="fr-FR"/>
-              </w:rPr>
-            </w:pPr>
-          </w:p>
-          <w:p>
-            <w:pPr>
-              <w:ind w:left="142"/>
-              <w:jc w:val="center"/>
-              <w:rPr>
-                <w:b/>
-                <w:lang w:val="fr-FR"/>
-              </w:rPr>
-            </w:pPr>
-          </w:p>
-          <w:p>
-            <w:pPr>
-              <w:ind w:left="142"/>
-              <w:jc w:val="center"/>
-              <w:rPr>
-                <w:b/>
-                <w:lang w:val="fr-FR"/>
-              </w:rPr>
-            </w:pPr>
-          </w:p>
-          <w:p>
-            <w:pPr>
-              <w:ind w:left="142"/>
-              <w:jc w:val="center"/>
-              <w:rPr>
-                <w:b/>
-                <w:lang w:val="fr-FR"/>
-              </w:rPr>
-            </w:pPr>
-          </w:p>
-          <w:p>
-            <w:pPr>
-              <w:ind w:left="142"/>
-              <w:jc w:val="center"/>
-              <w:rPr>
-                <w:b/>
-                <w:lang w:val="fr-FR"/>
-              </w:rPr>
-            </w:pPr>
-          </w:p>
-          <w:p>
-            <w:pPr>
-              <w:ind w:left="142"/>
-              <w:jc w:val="center"/>
-              <w:rPr>
-                <w:b/>
-                <w:lang w:val="fr-FR"/>
-              </w:rPr>
-            </w:pPr>
-          </w:p>
-          <w:p>
-            <w:pPr>
-              <w:ind w:left="142"/>
-              <w:jc w:val="center"/>
-              <w:rPr>
-                <w:b/>
-                <w:lang w:val="vi-VN"/>
-              </w:rPr>
-            </w:pPr>
-          </w:p>
-        </w:tc>
-        <w:tc>
-          <w:tcPr>
-            <w:tcW w:w="2551" w:type="dxa"/>
-            <w:gridSpan w:val="2"/>
-            <w:tcBorders>
-              <w:top w:val="single" w:color="auto" w:sz="4" w:space="0"/>
-              <w:left w:val="single" w:color="auto" w:sz="4" w:space="0"/>
-              <w:bottom w:val="single" w:color="auto" w:sz="4" w:space="0"/>
-              <w:right w:val="single" w:color="auto" w:sz="4" w:space="0"/>
-            </w:tcBorders>
-            <w:noWrap w:val="0"/>
-            <w:vAlign w:val="top"/>
-          </w:tcPr>
-          <w:p>
-            <w:pPr>
-              <w:jc w:val="center"/>
-              <w:rPr>
-                <w:b/>
-                <w:lang w:val="fr-FR"/>
-              </w:rPr>
-            </w:pPr>
-          </w:p>
-          <w:p>
-            <w:pPr>
-              <w:jc w:val="center"/>
-              <w:rPr>
-                <w:b/>
-                <w:lang w:val="fr-FR"/>
-              </w:rPr>
-            </w:pPr>
-            <w:r>
-              <w:rPr>
-                <w:b/>
-                <w:lang w:val="fr-FR"/>
-              </w:rPr>
-              <w:t>TRƯỞNG PHÒNG</w:t>
-            </w:r>
-          </w:p>
-        </w:tc>
-        <w:tc>
-          <w:tcPr>
-            <w:tcW w:w="2835" w:type="dxa"/>
-            <w:tcBorders>
-              <w:top w:val="single" w:color="auto" w:sz="4" w:space="0"/>
-              <w:left w:val="single" w:color="auto" w:sz="4" w:space="0"/>
-              <w:bottom w:val="single" w:color="auto" w:sz="4" w:space="0"/>
-              <w:right w:val="single" w:color="auto" w:sz="4" w:space="0"/>
-            </w:tcBorders>
-            <w:noWrap w:val="0"/>
-            <w:vAlign w:val="top"/>
-          </w:tcPr>
-          <w:p>
-            <w:pPr>
-              <w:jc w:val="center"/>
-              <w:rPr>
-                <w:b/>
-                <w:lang w:val="fr-FR"/>
-              </w:rPr>
-            </w:pPr>
-          </w:p>
-          <w:p>
-            <w:pPr>
-              <w:jc w:val="center"/>
-              <w:rPr>
-                <w:b/>
-                <w:lang w:val="fr-FR"/>
-              </w:rPr>
-            </w:pPr>
-            <w:r>
-              <w:rPr>
-                <w:b/>
-                <w:lang w:val="fr-FR"/>
-              </w:rPr>
-              <w:t>KẾ TOÁN TRƯỞNG</w:t>
-            </w:r>
-          </w:p>
-          <w:p>
-            <w:pPr>
-              <w:jc w:val="center"/>
-              <w:rPr>
-                <w:b/>
-                <w:lang w:val="fr-FR"/>
-              </w:rPr>
-            </w:pPr>
-          </w:p>
-          <w:p>
-            <w:pPr>
-              <w:jc w:val="center"/>
-              <w:rPr>
-                <w:b/>
-                <w:lang w:val="fr-FR"/>
-              </w:rPr>
-            </w:pPr>
-          </w:p>
-          <w:p>
-            <w:pPr>
-              <w:jc w:val="center"/>
-              <w:rPr>
-                <w:b/>
-                <w:lang w:val="fr-FR"/>
-              </w:rPr>
-            </w:pPr>
-          </w:p>
-          <w:p>
-            <w:pPr>
-              <w:jc w:val="center"/>
-              <w:rPr>
-                <w:b/>
-                <w:lang w:val="fr-FR"/>
-              </w:rPr>
-            </w:pPr>
-          </w:p>
-          <w:p>
-            <w:pPr>
-              <w:jc w:val="center"/>
-              <w:rPr>
-                <w:b/>
-                <w:lang w:val="fr-FR"/>
-              </w:rPr>
-            </w:pPr>
-          </w:p>
-          <w:p>
-            <w:pPr>
-              <w:jc w:val="center"/>
-              <w:rPr>
-                <w:b/>
-                <w:lang w:val="fr-FR"/>
-              </w:rPr>
-            </w:pPr>
-          </w:p>
-          <w:p>
-            <w:pPr>
-              <w:jc w:val="center"/>
-              <w:rPr>
-                <w:b/>
-                <w:lang w:val="fr-FR"/>
-              </w:rPr>
-            </w:pPr>
-          </w:p>
-          <w:p>
-            <w:pPr>
-              <w:jc w:val="center"/>
-              <w:rPr>
-                <w:b/>
-                <w:lang w:val="fr-FR"/>
-              </w:rPr>
-            </w:pPr>
-            <w:r>
-              <w:rPr>
-                <w:b/>
-                <w:lang w:val="fr-FR"/>
-              </w:rPr>
-              <w:t>Trần Thị Trinh</w:t>
-            </w:r>
-          </w:p>
-        </w:tc>
-        <w:tc>
-          <w:tcPr>
-            <w:tcW w:w="2693" w:type="dxa"/>
-            <w:gridSpan w:val="2"/>
-            <w:tcBorders>
-              <w:top w:val="single" w:color="auto" w:sz="4" w:space="0"/>
-              <w:left w:val="single" w:color="auto" w:sz="4" w:space="0"/>
-              <w:bottom w:val="single" w:color="auto" w:sz="4" w:space="0"/>
-              <w:right w:val="single" w:color="auto" w:sz="4" w:space="0"/>
-            </w:tcBorders>
-            <w:noWrap w:val="0"/>
-            <w:vAlign w:val="top"/>
-          </w:tcPr>
-          <w:p>
-            <w:pPr>
-              <w:jc w:val="center"/>
-              <w:rPr>
-                <w:b/>
-                <w:lang w:val="fr-FR"/>
-              </w:rPr>
-            </w:pPr>
-          </w:p>
-          <w:p>
-            <w:pPr>
-              <w:jc w:val="center"/>
-              <w:rPr>
-                <w:b/>
-                <w:lang w:val="fr-FR"/>
-              </w:rPr>
-            </w:pPr>
-            <w:r>
-              <w:rPr>
-                <w:b/>
-                <w:lang w:val="fr-FR"/>
-              </w:rPr>
-              <w:t>GIÁM ĐỐC</w:t>
-            </w:r>
-          </w:p>
-          <w:p>
-            <w:pPr>
-              <w:ind w:left="142"/>
-              <w:jc w:val="center"/>
-              <w:rPr>
-                <w:b/>
-                <w:lang w:val="fr-FR"/>
-              </w:rPr>
-            </w:pPr>
-          </w:p>
-          <w:p>
-            <w:pPr>
-              <w:ind w:left="142"/>
-              <w:jc w:val="center"/>
-              <w:rPr>
-                <w:b/>
-                <w:lang w:val="fr-FR"/>
-              </w:rPr>
-            </w:pPr>
-          </w:p>
-          <w:p>
-            <w:pPr>
-              <w:ind w:left="142"/>
-              <w:jc w:val="center"/>
-              <w:rPr>
-                <w:b/>
-                <w:lang w:val="fr-FR"/>
-              </w:rPr>
-            </w:pPr>
-          </w:p>
-          <w:p>
-            <w:pPr>
-              <w:ind w:left="142"/>
-              <w:jc w:val="center"/>
-              <w:rPr>
-                <w:b/>
-                <w:lang w:val="fr-FR"/>
-              </w:rPr>
-            </w:pPr>
-          </w:p>
-          <w:p>
-            <w:pPr>
-              <w:ind w:left="142"/>
-              <w:jc w:val="center"/>
-              <w:rPr>
-                <w:b/>
-                <w:lang w:val="fr-FR"/>
-              </w:rPr>
-            </w:pPr>
-          </w:p>
-          <w:p>
-            <w:pPr>
-              <w:ind w:left="142"/>
-              <w:jc w:val="center"/>
-              <w:rPr>
-                <w:b/>
-                <w:lang w:val="fr-FR"/>
-              </w:rPr>
-            </w:pPr>
-          </w:p>
-          <w:p>
-            <w:pPr>
-              <w:ind w:left="142"/>
-              <w:jc w:val="center"/>
-              <w:rPr>
-                <w:b/>
-                <w:lang w:val="fr-FR"/>
-              </w:rPr>
-            </w:pPr>
-          </w:p>
-          <w:p>
-            <w:pPr>
-              <w:ind w:left="142"/>
-              <w:jc w:val="center"/>
-              <w:rPr>
-                <w:b/>
-              </w:rPr>
-            </w:pPr>
-            <w:r>
-              <w:rPr>
-                <w:b/>
-              </w:rPr>
-              <w:t>Nguyễn Tiến Danh</w:t>
-            </w:r>
-          </w:p>
-        </w:tc>
-      </w:tr>
-      <w:bookmarkEnd w:id="0"/>
-      <w:tr>
-        <w:tblPrEx>
-          <w:tblBorders>
-            <w:top w:val="single" w:color="auto" w:sz="4" w:space="0"/>
-            <w:left w:val="single" w:color="auto" w:sz="4" w:space="0"/>
-            <w:bottom w:val="single" w:color="auto" w:sz="4" w:space="0"/>
-            <w:right w:val="single" w:color="auto" w:sz="4" w:space="0"/>
-            <w:insideH w:val="single" w:color="auto" w:sz="4" w:space="0"/>
-            <w:insideV w:val="single" w:color="auto" w:sz="4" w:space="0"/>
-          </w:tblBorders>
-          <w:tblCellMar>
-            <w:top w:w="0" w:type="dxa"/>
-            <w:left w:w="108" w:type="dxa"/>
-            <w:bottom w:w="0" w:type="dxa"/>
-            <w:right w:w="108" w:type="dxa"/>
-          </w:tblCellMar>
-        </w:tblPrEx>
-        <w:tc>
-          <w:tcPr>
-            <w:tcW w:w="2411" w:type="dxa"/>
-            <w:gridSpan w:val="2"/>
             <w:tcBorders>
               <w:top w:val="single" w:color="auto" w:sz="4" w:space="0"/>
             </w:tcBorders>
@@ -1213,18 +1265,18 @@
             </w:pPr>
             <w:r>
               <w:rPr>
-                <w:rFonts w:hint="default" w:ascii="Times New Roman" w:hAnsi="Times New Roman" w:eastAsia="SimSun" w:cs="Times New Roman"/>
+                <w:rFonts w:hint="default" w:cs="Times New Roman"/>
                 <w:sz w:val="24"/>
                 <w:szCs w:val="24"/>
-              </w:rPr>
-              <w:t>{ngay_lap_phieu}</w:t>
+                <w:lang w:val="en-US"/>
+              </w:rPr>
+              <w:t>.../.../20...</w:t>
             </w:r>
           </w:p>
         </w:tc>
         <w:tc>
           <w:tcPr>
             <w:tcW w:w="2551" w:type="dxa"/>
-            <w:gridSpan w:val="2"/>
             <w:tcBorders>
               <w:top w:val="single" w:color="auto" w:sz="4" w:space="0"/>
             </w:tcBorders>
@@ -1243,11 +1295,12 @@
             </w:pPr>
             <w:r>
               <w:rPr>
-                <w:rFonts w:hint="default" w:ascii="Times New Roman" w:hAnsi="Times New Roman" w:eastAsia="SimSun" w:cs="Times New Roman"/>
+                <w:rFonts w:hint="default" w:cs="Times New Roman"/>
                 <w:sz w:val="24"/>
                 <w:szCs w:val="24"/>
-              </w:rPr>
-              <w:t>{ngay_lap_phieu}</w:t>
+                <w:lang w:val="en-US"/>
+              </w:rPr>
+              <w:t>.../…/20...</w:t>
             </w:r>
           </w:p>
         </w:tc>
@@ -1271,18 +1324,18 @@
             </w:pPr>
             <w:r>
               <w:rPr>
-                <w:rFonts w:hint="default" w:ascii="Times New Roman" w:hAnsi="Times New Roman" w:eastAsia="SimSun" w:cs="Times New Roman"/>
+                <w:rFonts w:hint="default" w:cs="Times New Roman"/>
                 <w:sz w:val="24"/>
                 <w:szCs w:val="24"/>
-              </w:rPr>
-              <w:t>{ngay_lap_phieu}</w:t>
+                <w:lang w:val="en-US"/>
+              </w:rPr>
+              <w:t>.../.../20...</w:t>
             </w:r>
           </w:p>
         </w:tc>
         <w:tc>
           <w:tcPr>
             <w:tcW w:w="2693" w:type="dxa"/>
-            <w:gridSpan w:val="2"/>
             <w:tcBorders>
               <w:top w:val="single" w:color="auto" w:sz="4" w:space="0"/>
             </w:tcBorders>
@@ -1296,24 +1349,26 @@
               <w:rPr>
                 <w:rFonts w:hint="default" w:ascii="Times New Roman" w:hAnsi="Times New Roman" w:cs="Times New Roman"/>
                 <w:b/>
-                <w:lang w:val="fr-FR"/>
-              </w:rPr>
-            </w:pPr>
-            <w:r>
-              <w:rPr>
-                <w:rFonts w:hint="default" w:ascii="Times New Roman" w:hAnsi="Times New Roman" w:eastAsia="SimSun" w:cs="Times New Roman"/>
+                <w:lang w:val="en-US"/>
+              </w:rPr>
+            </w:pPr>
+            <w:r>
+              <w:rPr>
+                <w:rFonts w:hint="default" w:cs="Times New Roman"/>
                 <w:sz w:val="24"/>
                 <w:szCs w:val="24"/>
-              </w:rPr>
-              <w:t>{ngay_lap_phieu}</w:t>
-            </w:r>
+                <w:lang w:val="en-US"/>
+              </w:rPr>
+              <w:t>.../…/20…</w:t>
+            </w:r>
+            <w:bookmarkStart w:id="0" w:name="_GoBack"/>
+            <w:bookmarkEnd w:id="0"/>
           </w:p>
         </w:tc>
       </w:tr>
     </w:tbl>
     <w:p>
       <w:pPr>
-        <w:ind w:left="142"/>
         <w:rPr>
           <w:sz w:val="26"/>
           <w:lang w:val="fr-FR"/>

--- a/templates/Đề nghị thanh toán.docx
+++ b/templates/Đề nghị thanh toán.docx
@@ -35,7 +35,7 @@
     <w:tbl>
       <w:tblPr>
         <w:tblStyle w:val="4"/>
-        <w:tblW w:w="9640" w:type="dxa"/>
+        <w:tblW w:w="10490" w:type="dxa"/>
         <w:jc w:val="center"/>
         <w:tblLayout w:type="fixed"/>
         <w:tblCellMar>
@@ -46,8 +46,12 @@
         </w:tblCellMar>
       </w:tblPr>
       <w:tblGrid>
-        <w:gridCol w:w="3686"/>
-        <w:gridCol w:w="5954"/>
+        <w:gridCol w:w="2411"/>
+        <w:gridCol w:w="1275"/>
+        <w:gridCol w:w="1276"/>
+        <w:gridCol w:w="2835"/>
+        <w:gridCol w:w="1843"/>
+        <w:gridCol w:w="850"/>
       </w:tblGrid>
       <w:tr>
         <w:tblPrEx>
@@ -59,11 +63,14 @@
           </w:tblCellMar>
         </w:tblPrEx>
         <w:trPr>
+          <w:gridAfter w:val="1"/>
+          <w:wAfter w:w="850" w:type="dxa"/>
           <w:jc w:val="center"/>
         </w:trPr>
         <w:tc>
           <w:tcPr>
             <w:tcW w:w="3686" w:type="dxa"/>
+            <w:gridSpan w:val="2"/>
             <w:noWrap w:val="0"/>
             <w:vAlign w:val="top"/>
           </w:tcPr>
@@ -88,6 +95,7 @@
         <w:tc>
           <w:tcPr>
             <w:tcW w:w="5954" w:type="dxa"/>
+            <w:gridSpan w:val="3"/>
             <w:noWrap w:val="0"/>
             <w:vAlign w:val="top"/>
           </w:tcPr>
@@ -138,11 +146,14 @@
           </w:tblCellMar>
         </w:tblPrEx>
         <w:trPr>
+          <w:gridAfter w:val="1"/>
+          <w:wAfter w:w="850" w:type="dxa"/>
           <w:jc w:val="center"/>
         </w:trPr>
         <w:tc>
           <w:tcPr>
             <w:tcW w:w="3686" w:type="dxa"/>
+            <w:gridSpan w:val="2"/>
             <w:noWrap w:val="0"/>
             <w:vAlign w:val="top"/>
           </w:tcPr>
@@ -167,6 +178,7 @@
         <w:tc>
           <w:tcPr>
             <w:tcW w:w="5954" w:type="dxa"/>
+            <w:gridSpan w:val="3"/>
             <w:noWrap w:val="0"/>
             <w:vAlign w:val="top"/>
           </w:tcPr>
@@ -216,11 +228,14 @@
           </w:tblCellMar>
         </w:tblPrEx>
         <w:trPr>
+          <w:gridAfter w:val="1"/>
+          <w:wAfter w:w="850" w:type="dxa"/>
           <w:jc w:val="center"/>
         </w:trPr>
         <w:tc>
           <w:tcPr>
             <w:tcW w:w="3686" w:type="dxa"/>
+            <w:gridSpan w:val="2"/>
             <w:noWrap w:val="0"/>
             <w:vAlign w:val="top"/>
           </w:tcPr>
@@ -239,6 +254,7 @@
         <w:tc>
           <w:tcPr>
             <w:tcW w:w="5954" w:type="dxa"/>
+            <w:gridSpan w:val="3"/>
             <w:noWrap w:val="0"/>
             <w:vAlign w:val="top"/>
           </w:tcPr>
@@ -307,12 +323,15 @@
           </w:tblCellMar>
         </w:tblPrEx>
         <w:trPr>
+          <w:gridAfter w:val="1"/>
+          <w:wAfter w:w="850" w:type="dxa"/>
           <w:trHeight w:val="396" w:hRule="atLeast"/>
           <w:jc w:val="center"/>
         </w:trPr>
         <w:tc>
           <w:tcPr>
             <w:tcW w:w="3686" w:type="dxa"/>
+            <w:gridSpan w:val="2"/>
             <w:noWrap w:val="0"/>
             <w:vAlign w:val="top"/>
           </w:tcPr>
@@ -338,6 +357,7 @@
         <w:tc>
           <w:tcPr>
             <w:tcW w:w="5954" w:type="dxa"/>
+            <w:gridSpan w:val="3"/>
             <w:noWrap w:val="0"/>
             <w:vAlign w:val="top"/>
           </w:tcPr>
@@ -388,12 +408,15 @@
           </w:tblCellMar>
         </w:tblPrEx>
         <w:trPr>
+          <w:gridAfter w:val="1"/>
+          <w:wAfter w:w="850" w:type="dxa"/>
           <w:trHeight w:val="468" w:hRule="atLeast"/>
           <w:jc w:val="center"/>
         </w:trPr>
         <w:tc>
           <w:tcPr>
             <w:tcW w:w="3686" w:type="dxa"/>
+            <w:gridSpan w:val="2"/>
             <w:noWrap w:val="0"/>
             <w:vAlign w:val="top"/>
           </w:tcPr>
@@ -418,6 +441,7 @@
         <w:tc>
           <w:tcPr>
             <w:tcW w:w="5954" w:type="dxa"/>
+            <w:gridSpan w:val="3"/>
             <w:noWrap w:val="0"/>
             <w:vAlign w:val="top"/>
           </w:tcPr>
@@ -454,8 +478,6 @@
               </w:rPr>
               <w:t>{ly_do_de_nghi}</w:t>
             </w:r>
-            <w:bookmarkStart w:id="0" w:name="_GoBack"/>
-            <w:bookmarkEnd w:id="0"/>
           </w:p>
         </w:tc>
       </w:tr>
@@ -469,11 +491,14 @@
           </w:tblCellMar>
         </w:tblPrEx>
         <w:trPr>
+          <w:gridAfter w:val="1"/>
+          <w:wAfter w:w="850" w:type="dxa"/>
           <w:jc w:val="center"/>
         </w:trPr>
         <w:tc>
           <w:tcPr>
             <w:tcW w:w="3686" w:type="dxa"/>
+            <w:gridSpan w:val="2"/>
             <w:noWrap w:val="0"/>
             <w:vAlign w:val="top"/>
           </w:tcPr>
@@ -498,6 +523,7 @@
         <w:tc>
           <w:tcPr>
             <w:tcW w:w="5954" w:type="dxa"/>
+            <w:gridSpan w:val="3"/>
             <w:noWrap w:val="0"/>
             <w:vAlign w:val="top"/>
           </w:tcPr>
@@ -547,11 +573,14 @@
           </w:tblCellMar>
         </w:tblPrEx>
         <w:trPr>
+          <w:gridAfter w:val="1"/>
+          <w:wAfter w:w="850" w:type="dxa"/>
           <w:jc w:val="center"/>
         </w:trPr>
         <w:tc>
           <w:tcPr>
             <w:tcW w:w="3686" w:type="dxa"/>
+            <w:gridSpan w:val="2"/>
             <w:shd w:val="clear" w:color="auto" w:fill="auto"/>
             <w:noWrap w:val="0"/>
             <w:vAlign w:val="top"/>
@@ -577,6 +606,7 @@
         <w:tc>
           <w:tcPr>
             <w:tcW w:w="5954" w:type="dxa"/>
+            <w:gridSpan w:val="3"/>
             <w:shd w:val="clear" w:color="auto" w:fill="auto"/>
             <w:noWrap w:val="0"/>
             <w:vAlign w:val="top"/>
@@ -629,11 +659,14 @@
           </w:tblCellMar>
         </w:tblPrEx>
         <w:trPr>
+          <w:gridAfter w:val="1"/>
+          <w:wAfter w:w="850" w:type="dxa"/>
           <w:jc w:val="center"/>
         </w:trPr>
         <w:tc>
           <w:tcPr>
             <w:tcW w:w="3686" w:type="dxa"/>
+            <w:gridSpan w:val="2"/>
             <w:noWrap w:val="0"/>
             <w:vAlign w:val="top"/>
           </w:tcPr>
@@ -655,6 +688,7 @@
         <w:tc>
           <w:tcPr>
             <w:tcW w:w="5954" w:type="dxa"/>
+            <w:gridSpan w:val="3"/>
             <w:noWrap w:val="0"/>
             <w:vAlign w:val="top"/>
           </w:tcPr>
@@ -704,11 +738,14 @@
           </w:tblCellMar>
         </w:tblPrEx>
         <w:trPr>
+          <w:gridAfter w:val="1"/>
+          <w:wAfter w:w="850" w:type="dxa"/>
           <w:jc w:val="center"/>
         </w:trPr>
         <w:tc>
           <w:tcPr>
             <w:tcW w:w="3686" w:type="dxa"/>
+            <w:gridSpan w:val="2"/>
             <w:tcBorders>
               <w:bottom w:val="single" w:color="auto" w:sz="4" w:space="0"/>
             </w:tcBorders>
@@ -733,6 +770,7 @@
         <w:tc>
           <w:tcPr>
             <w:tcW w:w="5954" w:type="dxa"/>
+            <w:gridSpan w:val="3"/>
             <w:tcBorders>
               <w:bottom w:val="single" w:color="auto" w:sz="4" w:space="0"/>
             </w:tcBorders>
@@ -775,35 +813,6 @@
           </w:p>
         </w:tc>
       </w:tr>
-    </w:tbl>
-    <w:p/>
-    <w:tbl>
-      <w:tblPr>
-        <w:tblStyle w:val="4"/>
-        <w:tblW w:w="10490" w:type="dxa"/>
-        <w:jc w:val="center"/>
-        <w:tblBorders>
-          <w:top w:val="single" w:color="auto" w:sz="4" w:space="0"/>
-          <w:left w:val="single" w:color="auto" w:sz="4" w:space="0"/>
-          <w:bottom w:val="single" w:color="auto" w:sz="4" w:space="0"/>
-          <w:right w:val="single" w:color="auto" w:sz="4" w:space="0"/>
-          <w:insideH w:val="single" w:color="auto" w:sz="4" w:space="0"/>
-          <w:insideV w:val="single" w:color="auto" w:sz="4" w:space="0"/>
-        </w:tblBorders>
-        <w:tblLayout w:type="fixed"/>
-        <w:tblCellMar>
-          <w:top w:w="0" w:type="dxa"/>
-          <w:left w:w="108" w:type="dxa"/>
-          <w:bottom w:w="0" w:type="dxa"/>
-          <w:right w:w="108" w:type="dxa"/>
-        </w:tblCellMar>
-      </w:tblPr>
-      <w:tblGrid>
-        <w:gridCol w:w="2411"/>
-        <w:gridCol w:w="2551"/>
-        <w:gridCol w:w="2835"/>
-        <w:gridCol w:w="2693"/>
-      </w:tblGrid>
       <w:tr>
         <w:tblPrEx>
           <w:tblBorders>
@@ -956,6 +965,7 @@
         <w:tc>
           <w:tcPr>
             <w:tcW w:w="2551" w:type="dxa"/>
+            <w:gridSpan w:val="2"/>
             <w:tcBorders>
               <w:top w:val="single" w:color="auto" w:sz="4" w:space="0"/>
               <w:left w:val="single" w:color="auto" w:sz="4" w:space="0"/>
@@ -1111,6 +1121,7 @@
         <w:tc>
           <w:tcPr>
             <w:tcW w:w="2693" w:type="dxa"/>
+            <w:gridSpan w:val="2"/>
             <w:tcBorders>
               <w:top w:val="single" w:color="auto" w:sz="4" w:space="0"/>
               <w:left w:val="single" w:color="auto" w:sz="4" w:space="0"/>
@@ -1268,23 +1279,27 @@
               <w:rPr>
                 <w:rFonts w:hint="default" w:ascii="Times New Roman" w:hAnsi="Times New Roman" w:cs="Times New Roman"/>
                 <w:i/>
+                <w:iCs/>
                 <w:lang w:val="fr-FR"/>
               </w:rPr>
             </w:pPr>
             <w:r>
               <w:rPr>
                 <w:rFonts w:hint="default" w:cs="Times New Roman"/>
+                <w:i/>
+                <w:iCs/>
                 <w:sz w:val="24"/>
                 <w:szCs w:val="24"/>
                 <w:lang w:val="en-US"/>
               </w:rPr>
-              <w:t>.../.../20...</w:t>
+              <w:t>Ngày.../.../20...</w:t>
             </w:r>
           </w:p>
         </w:tc>
         <w:tc>
           <w:tcPr>
             <w:tcW w:w="2551" w:type="dxa"/>
+            <w:gridSpan w:val="2"/>
             <w:tcBorders>
               <w:top w:val="single" w:color="auto" w:sz="4" w:space="0"/>
             </w:tcBorders>
@@ -1298,17 +1313,20 @@
               <w:rPr>
                 <w:rFonts w:hint="default" w:ascii="Times New Roman" w:hAnsi="Times New Roman" w:cs="Times New Roman"/>
                 <w:i/>
+                <w:iCs/>
                 <w:lang w:val="fr-FR"/>
               </w:rPr>
             </w:pPr>
             <w:r>
               <w:rPr>
                 <w:rFonts w:hint="default" w:cs="Times New Roman"/>
+                <w:i/>
+                <w:iCs/>
                 <w:sz w:val="24"/>
                 <w:szCs w:val="24"/>
                 <w:lang w:val="en-US"/>
               </w:rPr>
-              <w:t>.../…/20...</w:t>
+              <w:t>Ngày.../.../20...</w:t>
             </w:r>
           </w:p>
         </w:tc>
@@ -1327,23 +1345,28 @@
               <w:jc w:val="center"/>
               <w:rPr>
                 <w:rFonts w:hint="default" w:ascii="Times New Roman" w:hAnsi="Times New Roman" w:cs="Times New Roman"/>
+                <w:i/>
+                <w:iCs/>
                 <w:lang w:val="fr-FR"/>
               </w:rPr>
             </w:pPr>
             <w:r>
               <w:rPr>
                 <w:rFonts w:hint="default" w:cs="Times New Roman"/>
+                <w:i/>
+                <w:iCs/>
                 <w:sz w:val="24"/>
                 <w:szCs w:val="24"/>
                 <w:lang w:val="en-US"/>
               </w:rPr>
-              <w:t>.../.../20...</w:t>
+              <w:t>Ngày.../.../20...</w:t>
             </w:r>
           </w:p>
         </w:tc>
         <w:tc>
           <w:tcPr>
             <w:tcW w:w="2693" w:type="dxa"/>
+            <w:gridSpan w:val="2"/>
             <w:tcBorders>
               <w:top w:val="single" w:color="auto" w:sz="4" w:space="0"/>
             </w:tcBorders>
@@ -1357,22 +1380,27 @@
               <w:rPr>
                 <w:rFonts w:hint="default" w:ascii="Times New Roman" w:hAnsi="Times New Roman" w:cs="Times New Roman"/>
                 <w:b/>
+                <w:i/>
+                <w:iCs/>
                 <w:lang w:val="en-US"/>
               </w:rPr>
             </w:pPr>
             <w:r>
               <w:rPr>
                 <w:rFonts w:hint="default" w:cs="Times New Roman"/>
+                <w:i/>
+                <w:iCs/>
                 <w:sz w:val="24"/>
                 <w:szCs w:val="24"/>
                 <w:lang w:val="en-US"/>
               </w:rPr>
-              <w:t>.../…/20…</w:t>
+              <w:t>Ngày.../.../20...</w:t>
             </w:r>
           </w:p>
         </w:tc>
       </w:tr>
     </w:tbl>
+    <w:p/>
     <w:p>
       <w:pPr>
         <w:rPr>
@@ -1843,6 +1871,8 @@
           <w:lang w:val="nl-NL"/>
         </w:rPr>
       </w:pPr>
+      <w:bookmarkStart w:id="0" w:name="_GoBack"/>
+      <w:bookmarkEnd w:id="0"/>
     </w:p>
     <w:sectPr>
       <w:headerReference r:id="rId3" w:type="default"/>
